--- a/yang-diujikan/pjok - pembahasan.docx
+++ b/yang-diujikan/pjok - pembahasan.docx
@@ -1283,6 +1283,31 @@
     </w:p>
     <w:p>
       <w:pPr>
+        <w:tabs>
+          <w:tab w:val="left" w:pos="2835"/>
+          <w:tab w:val="left" w:pos="3119"/>
+          <w:tab w:val="left" w:pos="5103"/>
+          <w:tab w:val="left" w:pos="5387"/>
+          <w:tab w:val="left" w:pos="7513"/>
+          <w:tab w:val="left" w:pos="7797"/>
+        </w:tabs>
+        <w:spacing w:after="0" w:line="360" w:lineRule="auto"/>
+        <w:rPr>
+          <w:rFonts w:ascii="Times New Roman" w:hAnsi="Times New Roman" w:cs="Times New Roman"/>
+        </w:rPr>
+      </w:pPr>
+      <w:bookmarkStart w:id="0" w:name="_GoBack"/>
+      <w:bookmarkEnd w:id="0"/>
+      <w:r>
+        <w:rPr>
+          <w:rFonts w:ascii="Times New Roman" w:hAnsi="Times New Roman" w:cs="Times New Roman"/>
+          <w:highlight w:val="cyan"/>
+        </w:rPr>
+        <w:t>Karena perlu memindahkan bola dari satu titik ke titik yang lainnya. Maka, gerakan yang paling dominan tentunya adalah menggiring bola</w:t>
+      </w:r>
+    </w:p>
+    <w:p>
+      <w:pPr>
         <w:pStyle w:val="ListParagraph"/>
         <w:numPr>
           <w:ilvl w:val="0"/>
@@ -2148,6 +2173,7 @@
           <w:rFonts w:ascii="Times New Roman" w:eastAsia="Times New Roman" w:hAnsi="Times New Roman" w:cs="Times New Roman"/>
           <w:lang w:val="id-ID"/>
         </w:rPr>
+        <w:lastRenderedPageBreak/>
         <w:t>6.</w:t>
       </w:r>
       <w:r>
@@ -2181,14 +2207,7 @@
         <w:rPr>
           <w:rFonts w:ascii="Times New Roman" w:hAnsi="Times New Roman" w:cs="Times New Roman"/>
         </w:rPr>
-        <w:t xml:space="preserve">gan tentunya menjadi hal yang utama, begitu juga dalam permainan bola voli, karena itu dibutuhkan cara memainkan bola dengan efisien dan efektif sesuai dengan </w:t>
-      </w:r>
-      <w:r>
-        <w:rPr>
-          <w:rFonts w:ascii="Times New Roman" w:hAnsi="Times New Roman" w:cs="Times New Roman"/>
-        </w:rPr>
-        <w:lastRenderedPageBreak/>
-        <w:t>peraturan permainan yang berlaku untuk mencapai suatu hasil yang optimal dalam permainan bola voli adalah....</w:t>
+        <w:t>gan tentunya menjadi hal yang utama, begitu juga dalam permainan bola voli, karena itu dibutuhkan cara memainkan bola dengan efisien dan efektif sesuai dengan peraturan permainan yang berlaku untuk mencapai suatu hasil yang optimal dalam permainan bola voli adalah....</w:t>
       </w:r>
     </w:p>
     <w:p>
@@ -4058,6 +4077,7 @@
         <w:rPr>
           <w:rFonts w:ascii="Times New Roman" w:hAnsi="Times New Roman" w:cs="Times New Roman"/>
         </w:rPr>
+        <w:lastRenderedPageBreak/>
         <w:t>Lob, drop shot, back spin</w:t>
       </w:r>
       <w:r>
@@ -4097,7 +4117,6 @@
         <w:rPr>
           <w:rFonts w:ascii="Times New Roman" w:hAnsi="Times New Roman" w:cs="Times New Roman"/>
         </w:rPr>
-        <w:lastRenderedPageBreak/>
         <w:t>Jika dalam permainan soft ball satu tim melakukan pukulan satu kali serta bertahan satu kali biasanya disebut satu ....</w:t>
       </w:r>
     </w:p>
@@ -5768,6 +5787,7 @@
         <w:rPr>
           <w:noProof/>
         </w:rPr>
+        <w:lastRenderedPageBreak/>
         <w:drawing>
           <wp:inline distT="0" distB="0" distL="114300" distR="114300" wp14:anchorId="52BB9CDF" wp14:editId="027DEAEF">
             <wp:extent cx="4511675" cy="1137285"/>
@@ -5839,7 +5859,6 @@
         <w:rPr>
           <w:rFonts w:ascii="Times New Roman" w:hAnsi="Times New Roman" w:cs="Times New Roman"/>
         </w:rPr>
-        <w:lastRenderedPageBreak/>
         <w:t>Gambar diatas menunjukan rangkaian gerak guling depan dan guling lenting. Yang membedakan gerakan guling depan dan guling lenting adalah…..</w:t>
       </w:r>
     </w:p>
@@ -7503,6 +7522,7 @@
           <w:rFonts w:ascii="Times New Roman" w:hAnsi="Times New Roman" w:cs="Times New Roman"/>
           <w:lang w:val="id-ID"/>
         </w:rPr>
+        <w:lastRenderedPageBreak/>
         <w:t>15 menit</w:t>
       </w:r>
       <w:r>
@@ -7716,8 +7736,6 @@
         </w:rPr>
         <w:t>. Makanan bergizi</w:t>
       </w:r>
-      <w:bookmarkStart w:id="0" w:name="_GoBack"/>
-      <w:bookmarkEnd w:id="0"/>
     </w:p>
     <w:p>
       <w:pPr>
@@ -12007,6 +12025,7 @@
     <w:lsdException w:name="HTML Sample" w:semiHidden="1" w:unhideWhenUsed="1"/>
     <w:lsdException w:name="HTML Typewriter" w:semiHidden="1" w:unhideWhenUsed="1"/>
     <w:lsdException w:name="HTML Variable" w:semiHidden="1" w:unhideWhenUsed="1"/>
+    <w:lsdException w:name="Normal Table" w:semiHidden="1" w:unhideWhenUsed="1"/>
     <w:lsdException w:name="annotation subject" w:semiHidden="1" w:unhideWhenUsed="1"/>
     <w:lsdException w:name="No List" w:semiHidden="1" w:unhideWhenUsed="1"/>
     <w:lsdException w:name="Outline List 1" w:semiHidden="1" w:unhideWhenUsed="1"/>
@@ -12049,8 +12068,11 @@
     <w:lsdException w:name="Table Contemporary" w:semiHidden="1" w:unhideWhenUsed="1"/>
     <w:lsdException w:name="Table Elegant" w:semiHidden="1" w:unhideWhenUsed="1"/>
     <w:lsdException w:name="Table Professional" w:semiHidden="1" w:unhideWhenUsed="1"/>
+    <w:lsdException w:name="Table Subtle 1" w:semiHidden="1" w:unhideWhenUsed="1"/>
     <w:lsdException w:name="Table Subtle 2" w:semiHidden="1" w:unhideWhenUsed="1"/>
     <w:lsdException w:name="Table Web 1" w:semiHidden="1" w:unhideWhenUsed="1"/>
+    <w:lsdException w:name="Table Web 2" w:semiHidden="1" w:unhideWhenUsed="1"/>
+    <w:lsdException w:name="Table Web 3" w:semiHidden="1" w:unhideWhenUsed="1"/>
     <w:lsdException w:name="Balloon Text" w:semiHidden="1" w:unhideWhenUsed="1"/>
     <w:lsdException w:name="Table Grid" w:uiPriority="59"/>
     <w:lsdException w:name="Table Theme" w:semiHidden="1" w:unhideWhenUsed="1"/>

--- a/yang-diujikan/pjok - pembahasan.docx
+++ b/yang-diujikan/pjok - pembahasan.docx
@@ -1296,8 +1296,6 @@
           <w:rFonts w:ascii="Times New Roman" w:hAnsi="Times New Roman" w:cs="Times New Roman"/>
         </w:rPr>
       </w:pPr>
-      <w:bookmarkStart w:id="0" w:name="_GoBack"/>
-      <w:bookmarkEnd w:id="0"/>
       <w:r>
         <w:rPr>
           <w:rFonts w:ascii="Times New Roman" w:hAnsi="Times New Roman" w:cs="Times New Roman"/>
@@ -1554,11 +1552,6 @@
     </w:p>
     <w:p>
       <w:pPr>
-        <w:pStyle w:val="ListParagraph"/>
-        <w:numPr>
-          <w:ilvl w:val="0"/>
-          <w:numId w:val="2"/>
-        </w:numPr>
         <w:tabs>
           <w:tab w:val="left" w:pos="2835"/>
           <w:tab w:val="left" w:pos="3119"/>
@@ -1567,9 +1560,11 @@
           <w:tab w:val="left" w:pos="7513"/>
           <w:tab w:val="left" w:pos="7797"/>
         </w:tabs>
-        <w:spacing w:after="0" w:line="240" w:lineRule="auto"/>
-        <w:ind w:left="426" w:hanging="426"/>
-        <w:contextualSpacing w:val="0"/>
+        <w:autoSpaceDE w:val="0"/>
+        <w:autoSpaceDN w:val="0"/>
+        <w:adjustRightInd w:val="0"/>
+        <w:spacing w:after="0" w:line="360" w:lineRule="auto"/>
+        <w:ind w:left="709" w:hanging="284"/>
         <w:jc w:val="both"/>
         <w:rPr>
           <w:rFonts w:ascii="Times New Roman" w:hAnsi="Times New Roman" w:cs="Times New Roman"/>
@@ -1578,9 +1573,9 @@
       <w:r>
         <w:rPr>
           <w:rFonts w:ascii="Times New Roman" w:hAnsi="Times New Roman" w:cs="Times New Roman"/>
-          <w:lang w:val="id-ID"/>
-        </w:rPr>
-        <w:t>Perhatikan tahapan tentang teknik dasar menendang bola di bawah ini !</w:t>
+          <w:highlight w:val="cyan"/>
+        </w:rPr>
+        <w:t>Ini sudah jelas</w:t>
       </w:r>
     </w:p>
     <w:p>
@@ -1588,7 +1583,7 @@
         <w:pStyle w:val="ListParagraph"/>
         <w:numPr>
           <w:ilvl w:val="0"/>
-          <w:numId w:val="4"/>
+          <w:numId w:val="2"/>
         </w:numPr>
         <w:tabs>
           <w:tab w:val="left" w:pos="2835"/>
@@ -1599,6 +1594,7 @@
           <w:tab w:val="left" w:pos="7797"/>
         </w:tabs>
         <w:spacing w:after="0" w:line="240" w:lineRule="auto"/>
+        <w:ind w:left="426" w:hanging="426"/>
         <w:contextualSpacing w:val="0"/>
         <w:jc w:val="both"/>
         <w:rPr>
@@ -1610,7 +1606,7 @@
           <w:rFonts w:ascii="Times New Roman" w:hAnsi="Times New Roman" w:cs="Times New Roman"/>
           <w:lang w:val="id-ID"/>
         </w:rPr>
-        <w:t>Pergelangan kaki yang akan digunakan mengumpan bola diputar keluar dan dikunci.</w:t>
+        <w:t>Perhatikan tahapan tentang teknik dasar menendang bola di bawah ini !</w:t>
       </w:r>
     </w:p>
     <w:p>
@@ -1640,7 +1636,7 @@
           <w:rFonts w:ascii="Times New Roman" w:hAnsi="Times New Roman" w:cs="Times New Roman"/>
           <w:lang w:val="id-ID"/>
         </w:rPr>
-        <w:t>Tarik kaki yang akan digunakan mengumpan ke belakang lalu ayun ke depan ke arah bola</w:t>
+        <w:t>Pergelangan kaki yang akan digunakan mengumpan bola diputar keluar dan dikunci.</w:t>
       </w:r>
     </w:p>
     <w:p>
@@ -1670,11 +1666,16 @@
           <w:rFonts w:ascii="Times New Roman" w:hAnsi="Times New Roman" w:cs="Times New Roman"/>
           <w:lang w:val="id-ID"/>
         </w:rPr>
-        <w:t>Perkenaan kaki pada bola tepat pada tengah-tengah bola</w:t>
-      </w:r>
-    </w:p>
-    <w:p>
-      <w:pPr>
+        <w:t>Tarik kaki yang akan digunakan mengumpan ke belakang lalu ayun ke depan ke arah bola</w:t>
+      </w:r>
+    </w:p>
+    <w:p>
+      <w:pPr>
+        <w:pStyle w:val="ListParagraph"/>
+        <w:numPr>
+          <w:ilvl w:val="0"/>
+          <w:numId w:val="4"/>
+        </w:numPr>
         <w:tabs>
           <w:tab w:val="left" w:pos="2835"/>
           <w:tab w:val="left" w:pos="3119"/>
@@ -1684,28 +1685,22 @@
           <w:tab w:val="left" w:pos="7797"/>
         </w:tabs>
         <w:spacing w:after="0" w:line="240" w:lineRule="auto"/>
-        <w:ind w:left="426"/>
+        <w:contextualSpacing w:val="0"/>
         <w:jc w:val="both"/>
         <w:rPr>
           <w:rFonts w:ascii="Times New Roman" w:hAnsi="Times New Roman" w:cs="Times New Roman"/>
-          <w:lang w:val="id-ID"/>
-        </w:rPr>
-      </w:pPr>
-      <w:r>
-        <w:rPr>
-          <w:rFonts w:ascii="Times New Roman" w:hAnsi="Times New Roman" w:cs="Times New Roman"/>
-          <w:lang w:val="id-ID"/>
-        </w:rPr>
-        <w:t>Pernyataan di atas merupakan gerakan menendang bola dengan kaki bagian....</w:t>
-      </w:r>
-    </w:p>
-    <w:p>
-      <w:pPr>
-        <w:pStyle w:val="ListParagraph"/>
-        <w:numPr>
-          <w:ilvl w:val="1"/>
-          <w:numId w:val="2"/>
-        </w:numPr>
+        </w:rPr>
+      </w:pPr>
+      <w:r>
+        <w:rPr>
+          <w:rFonts w:ascii="Times New Roman" w:hAnsi="Times New Roman" w:cs="Times New Roman"/>
+          <w:lang w:val="id-ID"/>
+        </w:rPr>
+        <w:t>Perkenaan kaki pada bola tepat pada tengah-tengah bola</w:t>
+      </w:r>
+    </w:p>
+    <w:p>
+      <w:pPr>
         <w:tabs>
           <w:tab w:val="left" w:pos="2835"/>
           <w:tab w:val="left" w:pos="3119"/>
@@ -1715,55 +1710,19 @@
           <w:tab w:val="left" w:pos="7797"/>
         </w:tabs>
         <w:spacing w:after="0" w:line="240" w:lineRule="auto"/>
-        <w:ind w:left="709" w:hanging="284"/>
-        <w:contextualSpacing w:val="0"/>
-        <w:rPr>
-          <w:rFonts w:ascii="Times New Roman" w:hAnsi="Times New Roman" w:cs="Times New Roman"/>
-        </w:rPr>
-      </w:pPr>
-      <w:r>
-        <w:rPr>
-          <w:rFonts w:ascii="Times New Roman" w:hAnsi="Times New Roman" w:cs="Times New Roman"/>
-        </w:rPr>
-        <w:t xml:space="preserve">Luar  </w:t>
-      </w:r>
-      <w:r>
-        <w:rPr>
-          <w:rFonts w:ascii="Times New Roman" w:hAnsi="Times New Roman" w:cs="Times New Roman"/>
-        </w:rPr>
-        <w:tab/>
-      </w:r>
-      <w:r>
-        <w:rPr>
-          <w:rFonts w:ascii="Times New Roman" w:hAnsi="Times New Roman" w:cs="Times New Roman"/>
-        </w:rPr>
-        <w:tab/>
-      </w:r>
-      <w:r>
-        <w:rPr>
-          <w:rFonts w:ascii="Times New Roman" w:hAnsi="Times New Roman" w:cs="Times New Roman"/>
-        </w:rPr>
-        <w:tab/>
-        <w:t>C.</w:t>
-      </w:r>
-      <w:r>
-        <w:rPr>
-          <w:rFonts w:ascii="Times New Roman" w:hAnsi="Times New Roman" w:cs="Times New Roman"/>
-        </w:rPr>
-        <w:tab/>
-      </w:r>
-      <w:r>
-        <w:rPr>
-          <w:rFonts w:ascii="Times New Roman" w:hAnsi="Times New Roman" w:cs="Times New Roman"/>
-          <w:lang w:val="id-ID"/>
-        </w:rPr>
-        <w:t>S</w:t>
-      </w:r>
-      <w:r>
-        <w:rPr>
-          <w:rFonts w:ascii="Times New Roman" w:hAnsi="Times New Roman" w:cs="Times New Roman"/>
-        </w:rPr>
-        <w:t xml:space="preserve">amping </w:t>
+        <w:ind w:left="426"/>
+        <w:jc w:val="both"/>
+        <w:rPr>
+          <w:rFonts w:ascii="Times New Roman" w:hAnsi="Times New Roman" w:cs="Times New Roman"/>
+          <w:lang w:val="id-ID"/>
+        </w:rPr>
+      </w:pPr>
+      <w:r>
+        <w:rPr>
+          <w:rFonts w:ascii="Times New Roman" w:hAnsi="Times New Roman" w:cs="Times New Roman"/>
+          <w:lang w:val="id-ID"/>
+        </w:rPr>
+        <w:t>Pernyataan di atas merupakan gerakan menendang bola dengan kaki bagian....</w:t>
       </w:r>
     </w:p>
     <w:p>
@@ -1791,50 +1750,53 @@
       <w:r>
         <w:rPr>
           <w:rFonts w:ascii="Times New Roman" w:hAnsi="Times New Roman" w:cs="Times New Roman"/>
-          <w:highlight w:val="yellow"/>
-          <w:lang w:val="id-ID"/>
-        </w:rPr>
-        <w:t>D</w:t>
-      </w:r>
-      <w:r>
-        <w:rPr>
-          <w:rFonts w:ascii="Times New Roman" w:hAnsi="Times New Roman" w:cs="Times New Roman"/>
-          <w:highlight w:val="yellow"/>
-        </w:rPr>
-        <w:t>alam</w:t>
-      </w:r>
-      <w:r>
-        <w:rPr>
-          <w:rFonts w:ascii="Times New Roman" w:hAnsi="Times New Roman" w:cs="Times New Roman"/>
-        </w:rPr>
-        <w:tab/>
-      </w:r>
-      <w:r>
-        <w:rPr>
-          <w:rFonts w:ascii="Times New Roman" w:hAnsi="Times New Roman" w:cs="Times New Roman"/>
-        </w:rPr>
-        <w:tab/>
-      </w:r>
-      <w:r>
-        <w:rPr>
-          <w:rFonts w:ascii="Times New Roman" w:hAnsi="Times New Roman" w:cs="Times New Roman"/>
-        </w:rPr>
-        <w:tab/>
-        <w:t>D.</w:t>
-      </w:r>
-      <w:r>
-        <w:rPr>
-          <w:rFonts w:ascii="Times New Roman" w:hAnsi="Times New Roman" w:cs="Times New Roman"/>
-        </w:rPr>
-        <w:tab/>
-        <w:t>Kura-kura</w:t>
+        </w:rPr>
+        <w:t xml:space="preserve">Luar  </w:t>
+      </w:r>
+      <w:r>
+        <w:rPr>
+          <w:rFonts w:ascii="Times New Roman" w:hAnsi="Times New Roman" w:cs="Times New Roman"/>
+        </w:rPr>
+        <w:tab/>
+      </w:r>
+      <w:r>
+        <w:rPr>
+          <w:rFonts w:ascii="Times New Roman" w:hAnsi="Times New Roman" w:cs="Times New Roman"/>
+        </w:rPr>
+        <w:tab/>
+      </w:r>
+      <w:r>
+        <w:rPr>
+          <w:rFonts w:ascii="Times New Roman" w:hAnsi="Times New Roman" w:cs="Times New Roman"/>
+        </w:rPr>
+        <w:tab/>
+        <w:t>C.</w:t>
+      </w:r>
+      <w:r>
+        <w:rPr>
+          <w:rFonts w:ascii="Times New Roman" w:hAnsi="Times New Roman" w:cs="Times New Roman"/>
+        </w:rPr>
+        <w:tab/>
+      </w:r>
+      <w:r>
+        <w:rPr>
+          <w:rFonts w:ascii="Times New Roman" w:hAnsi="Times New Roman" w:cs="Times New Roman"/>
+          <w:lang w:val="id-ID"/>
+        </w:rPr>
+        <w:t>S</w:t>
+      </w:r>
+      <w:r>
+        <w:rPr>
+          <w:rFonts w:ascii="Times New Roman" w:hAnsi="Times New Roman" w:cs="Times New Roman"/>
+        </w:rPr>
+        <w:t xml:space="preserve">amping </w:t>
       </w:r>
     </w:p>
     <w:p>
       <w:pPr>
         <w:pStyle w:val="ListParagraph"/>
         <w:numPr>
-          <w:ilvl w:val="0"/>
+          <w:ilvl w:val="1"/>
           <w:numId w:val="2"/>
         </w:numPr>
         <w:tabs>
@@ -1845,8 +1807,8 @@
           <w:tab w:val="left" w:pos="7513"/>
           <w:tab w:val="left" w:pos="7797"/>
         </w:tabs>
-        <w:spacing w:before="120" w:after="0" w:line="240" w:lineRule="auto"/>
-        <w:ind w:left="425" w:hanging="425"/>
+        <w:spacing w:after="0" w:line="240" w:lineRule="auto"/>
+        <w:ind w:left="709" w:hanging="284"/>
         <w:contextualSpacing w:val="0"/>
         <w:rPr>
           <w:rFonts w:ascii="Times New Roman" w:hAnsi="Times New Roman" w:cs="Times New Roman"/>
@@ -1855,44 +1817,47 @@
       <w:r>
         <w:rPr>
           <w:rFonts w:ascii="Times New Roman" w:hAnsi="Times New Roman" w:cs="Times New Roman"/>
-        </w:rPr>
-        <w:t xml:space="preserve">Dari keterampilan dasar menahan bola selain penjaga </w:t>
-      </w:r>
-      <w:proofErr w:type="gramStart"/>
-      <w:r>
-        <w:rPr>
-          <w:rFonts w:ascii="Times New Roman" w:hAnsi="Times New Roman" w:cs="Times New Roman"/>
-        </w:rPr>
-        <w:t>gawang</w:t>
-      </w:r>
-      <w:r>
-        <w:rPr>
-          <w:rFonts w:ascii="Times New Roman" w:hAnsi="Times New Roman" w:cs="Times New Roman"/>
-          <w:lang w:val="id-ID"/>
-        </w:rPr>
-        <w:t xml:space="preserve">, </w:t>
-      </w:r>
-      <w:r>
-        <w:rPr>
-          <w:rFonts w:ascii="Times New Roman" w:hAnsi="Times New Roman" w:cs="Times New Roman"/>
-        </w:rPr>
-        <w:t xml:space="preserve"> pada</w:t>
-      </w:r>
-      <w:proofErr w:type="gramEnd"/>
-      <w:r>
-        <w:rPr>
-          <w:rFonts w:ascii="Times New Roman" w:hAnsi="Times New Roman" w:cs="Times New Roman"/>
-        </w:rPr>
-        <w:t xml:space="preserve"> dasarnya semua anggota tubuh dari pemain sepak bola boleh dipergunakan, kecuali...</w:t>
-      </w:r>
-    </w:p>
-    <w:p>
-      <w:pPr>
-        <w:pStyle w:val="ListParagraph"/>
-        <w:numPr>
-          <w:ilvl w:val="0"/>
-          <w:numId w:val="3"/>
-        </w:numPr>
+          <w:highlight w:val="yellow"/>
+          <w:lang w:val="id-ID"/>
+        </w:rPr>
+        <w:t>D</w:t>
+      </w:r>
+      <w:r>
+        <w:rPr>
+          <w:rFonts w:ascii="Times New Roman" w:hAnsi="Times New Roman" w:cs="Times New Roman"/>
+          <w:highlight w:val="yellow"/>
+        </w:rPr>
+        <w:t>alam</w:t>
+      </w:r>
+      <w:r>
+        <w:rPr>
+          <w:rFonts w:ascii="Times New Roman" w:hAnsi="Times New Roman" w:cs="Times New Roman"/>
+        </w:rPr>
+        <w:tab/>
+      </w:r>
+      <w:r>
+        <w:rPr>
+          <w:rFonts w:ascii="Times New Roman" w:hAnsi="Times New Roman" w:cs="Times New Roman"/>
+        </w:rPr>
+        <w:tab/>
+      </w:r>
+      <w:r>
+        <w:rPr>
+          <w:rFonts w:ascii="Times New Roman" w:hAnsi="Times New Roman" w:cs="Times New Roman"/>
+        </w:rPr>
+        <w:tab/>
+        <w:t>D.</w:t>
+      </w:r>
+      <w:r>
+        <w:rPr>
+          <w:rFonts w:ascii="Times New Roman" w:hAnsi="Times New Roman" w:cs="Times New Roman"/>
+        </w:rPr>
+        <w:tab/>
+        <w:t>Kura-kura</w:t>
+      </w:r>
+    </w:p>
+    <w:p>
+      <w:pPr>
         <w:tabs>
           <w:tab w:val="left" w:pos="2835"/>
           <w:tab w:val="left" w:pos="3119"/>
@@ -1902,43 +1867,16 @@
           <w:tab w:val="left" w:pos="7797"/>
         </w:tabs>
         <w:spacing w:after="0" w:line="240" w:lineRule="auto"/>
-        <w:ind w:left="709" w:hanging="284"/>
-        <w:contextualSpacing w:val="0"/>
-        <w:rPr>
-          <w:rFonts w:ascii="Times New Roman" w:hAnsi="Times New Roman" w:cs="Times New Roman"/>
-        </w:rPr>
-      </w:pPr>
-      <w:r>
-        <w:rPr>
-          <w:rFonts w:ascii="Times New Roman" w:hAnsi="Times New Roman" w:cs="Times New Roman"/>
-          <w:highlight w:val="yellow"/>
-        </w:rPr>
-        <w:t>Tanga</w:t>
-      </w:r>
-      <w:r>
-        <w:rPr>
-          <w:rFonts w:ascii="Times New Roman" w:hAnsi="Times New Roman" w:cs="Times New Roman"/>
-        </w:rPr>
-        <w:t>n</w:t>
-      </w:r>
-      <w:r>
-        <w:rPr>
-          <w:rFonts w:ascii="Times New Roman" w:hAnsi="Times New Roman" w:cs="Times New Roman"/>
-        </w:rPr>
-        <w:tab/>
-      </w:r>
-      <w:r>
-        <w:rPr>
-          <w:rFonts w:ascii="Times New Roman" w:hAnsi="Times New Roman" w:cs="Times New Roman"/>
-        </w:rPr>
-        <w:tab/>
-      </w:r>
-      <w:r>
-        <w:rPr>
-          <w:rFonts w:ascii="Times New Roman" w:hAnsi="Times New Roman" w:cs="Times New Roman"/>
-        </w:rPr>
-        <w:tab/>
-        <w:t>C. Paha</w:t>
+        <w:rPr>
+          <w:rFonts w:ascii="Times New Roman" w:hAnsi="Times New Roman" w:cs="Times New Roman"/>
+        </w:rPr>
+      </w:pPr>
+      <w:r>
+        <w:rPr>
+          <w:rFonts w:ascii="Times New Roman" w:hAnsi="Times New Roman" w:cs="Times New Roman"/>
+          <w:highlight w:val="cyan"/>
+        </w:rPr>
+        <w:t>Ini juga sudah jelas</w:t>
       </w:r>
     </w:p>
     <w:p>
@@ -1946,7 +1884,7 @@
         <w:pStyle w:val="ListParagraph"/>
         <w:numPr>
           <w:ilvl w:val="0"/>
-          <w:numId w:val="3"/>
+          <w:numId w:val="2"/>
         </w:numPr>
         <w:tabs>
           <w:tab w:val="left" w:pos="2835"/>
@@ -1956,8 +1894,8 @@
           <w:tab w:val="left" w:pos="7513"/>
           <w:tab w:val="left" w:pos="7797"/>
         </w:tabs>
-        <w:spacing w:after="0" w:line="360" w:lineRule="auto"/>
-        <w:ind w:left="709" w:hanging="284"/>
+        <w:spacing w:before="120" w:after="0" w:line="240" w:lineRule="auto"/>
+        <w:ind w:left="425" w:hanging="425"/>
         <w:contextualSpacing w:val="0"/>
         <w:rPr>
           <w:rFonts w:ascii="Times New Roman" w:hAnsi="Times New Roman" w:cs="Times New Roman"/>
@@ -1967,247 +1905,34 @@
         <w:rPr>
           <w:rFonts w:ascii="Times New Roman" w:hAnsi="Times New Roman" w:cs="Times New Roman"/>
         </w:rPr>
-        <w:t>Kepala</w:t>
-      </w:r>
-      <w:r>
-        <w:rPr>
-          <w:rFonts w:ascii="Times New Roman" w:hAnsi="Times New Roman" w:cs="Times New Roman"/>
-        </w:rPr>
-        <w:tab/>
-      </w:r>
-      <w:r>
-        <w:rPr>
-          <w:rFonts w:ascii="Times New Roman" w:hAnsi="Times New Roman" w:cs="Times New Roman"/>
-        </w:rPr>
-        <w:tab/>
-      </w:r>
-      <w:r>
-        <w:rPr>
-          <w:rFonts w:ascii="Times New Roman" w:hAnsi="Times New Roman" w:cs="Times New Roman"/>
-        </w:rPr>
-        <w:tab/>
-        <w:t>D. Kaki bagian luar</w:t>
-      </w:r>
-    </w:p>
-    <w:p>
-      <w:pPr>
-        <w:spacing w:after="0" w:line="240" w:lineRule="auto"/>
-        <w:ind w:left="425" w:hanging="425"/>
-        <w:jc w:val="both"/>
-        <w:rPr>
-          <w:rFonts w:ascii="Times New Roman" w:eastAsia="Times New Roman" w:hAnsi="Times New Roman" w:cs="Times New Roman"/>
-          <w:lang w:val="id-ID"/>
-        </w:rPr>
-      </w:pPr>
-      <w:r>
-        <w:rPr>
-          <w:rFonts w:ascii="Times New Roman" w:eastAsia="Times New Roman" w:hAnsi="Times New Roman" w:cs="Times New Roman"/>
-        </w:rPr>
-        <w:t>5</w:t>
-      </w:r>
-      <w:r>
-        <w:rPr>
-          <w:rFonts w:ascii="Times New Roman" w:eastAsia="Times New Roman" w:hAnsi="Times New Roman" w:cs="Times New Roman"/>
-        </w:rPr>
-        <w:t xml:space="preserve">. </w:t>
-      </w:r>
-      <w:r>
-        <w:rPr>
-          <w:rFonts w:ascii="Times New Roman" w:eastAsia="Times New Roman" w:hAnsi="Times New Roman" w:cs="Times New Roman"/>
-        </w:rPr>
-        <w:tab/>
-      </w:r>
-      <w:r>
-        <w:rPr>
-          <w:rFonts w:ascii="Times New Roman" w:eastAsia="Times New Roman" w:hAnsi="Times New Roman" w:cs="Times New Roman"/>
-          <w:lang w:val="id-ID"/>
-        </w:rPr>
-        <w:t>Dalam permainan sepakbola, badan condong ke depan, bagian kaki yang akan digunakan untuk menahan menghadap arah datangnya bola, sehingga tumit menempel tanah. Teknik ini merupakan cara menahan bola dengan menggunakan....</w:t>
-      </w:r>
-    </w:p>
-    <w:p>
-      <w:pPr>
-        <w:spacing w:after="0" w:line="240" w:lineRule="auto"/>
-        <w:ind w:left="425" w:hanging="425"/>
-        <w:jc w:val="both"/>
-        <w:rPr>
-          <w:rFonts w:ascii="Times New Roman" w:eastAsia="Times New Roman" w:hAnsi="Times New Roman" w:cs="Times New Roman"/>
-          <w:lang w:val="id-ID"/>
-        </w:rPr>
-      </w:pPr>
-      <w:r>
-        <w:rPr>
-          <w:rFonts w:ascii="Times New Roman" w:eastAsia="Times New Roman" w:hAnsi="Times New Roman" w:cs="Times New Roman"/>
-        </w:rPr>
-        <w:tab/>
-        <w:t xml:space="preserve">A. </w:t>
-      </w:r>
-      <w:r>
-        <w:rPr>
-          <w:rFonts w:ascii="Times New Roman" w:eastAsia="Times New Roman" w:hAnsi="Times New Roman" w:cs="Times New Roman"/>
-          <w:lang w:val="id-ID"/>
-        </w:rPr>
-        <w:t>K</w:t>
-      </w:r>
-      <w:r>
-        <w:rPr>
-          <w:rFonts w:ascii="Times New Roman" w:eastAsia="Times New Roman" w:hAnsi="Times New Roman" w:cs="Times New Roman"/>
-        </w:rPr>
-        <w:t>ura-kura kaki</w:t>
-      </w:r>
-      <w:r>
-        <w:rPr>
-          <w:rFonts w:ascii="Times New Roman" w:eastAsia="Times New Roman" w:hAnsi="Times New Roman" w:cs="Times New Roman"/>
-        </w:rPr>
-        <w:tab/>
-      </w:r>
-      <w:r>
-        <w:rPr>
-          <w:rFonts w:ascii="Times New Roman" w:eastAsia="Times New Roman" w:hAnsi="Times New Roman" w:cs="Times New Roman"/>
-        </w:rPr>
-        <w:tab/>
-      </w:r>
-      <w:r>
-        <w:rPr>
-          <w:rFonts w:ascii="Times New Roman" w:eastAsia="Times New Roman" w:hAnsi="Times New Roman" w:cs="Times New Roman"/>
-        </w:rPr>
-        <w:tab/>
-      </w:r>
-      <w:r>
-        <w:rPr>
-          <w:rFonts w:ascii="Times New Roman" w:eastAsia="Times New Roman" w:hAnsi="Times New Roman" w:cs="Times New Roman"/>
-        </w:rPr>
-        <w:tab/>
-      </w:r>
-      <w:r>
-        <w:rPr>
-          <w:rFonts w:ascii="Times New Roman" w:eastAsia="Times New Roman" w:hAnsi="Times New Roman" w:cs="Times New Roman"/>
-        </w:rPr>
-        <w:tab/>
-        <w:t xml:space="preserve">C. </w:t>
-      </w:r>
-      <w:r>
-        <w:rPr>
-          <w:rFonts w:ascii="Times New Roman" w:eastAsia="Times New Roman" w:hAnsi="Times New Roman" w:cs="Times New Roman"/>
-          <w:lang w:val="id-ID"/>
-        </w:rPr>
-        <w:t>Kaki bagian dalam</w:t>
-      </w:r>
-    </w:p>
-    <w:p>
-      <w:pPr>
-        <w:spacing w:after="0" w:line="360" w:lineRule="auto"/>
-        <w:ind w:left="425" w:hanging="425"/>
-        <w:jc w:val="both"/>
-        <w:rPr>
-          <w:rFonts w:ascii="Times New Roman" w:eastAsia="Times New Roman" w:hAnsi="Times New Roman" w:cs="Times New Roman"/>
-          <w:lang w:val="id-ID"/>
-        </w:rPr>
-      </w:pPr>
-      <w:r>
-        <w:rPr>
-          <w:rFonts w:ascii="Times New Roman" w:eastAsia="Times New Roman" w:hAnsi="Times New Roman" w:cs="Times New Roman"/>
-        </w:rPr>
-        <w:tab/>
-        <w:t xml:space="preserve">B. </w:t>
-      </w:r>
-      <w:r>
-        <w:rPr>
-          <w:rFonts w:ascii="Times New Roman" w:eastAsia="Times New Roman" w:hAnsi="Times New Roman" w:cs="Times New Roman"/>
-          <w:lang w:val="id-ID"/>
-        </w:rPr>
-        <w:t>Kaki bagian lluar</w:t>
-      </w:r>
-      <w:r>
-        <w:rPr>
-          <w:rFonts w:ascii="Times New Roman" w:eastAsia="Times New Roman" w:hAnsi="Times New Roman" w:cs="Times New Roman"/>
-        </w:rPr>
-        <w:tab/>
-      </w:r>
-      <w:r>
-        <w:rPr>
-          <w:rFonts w:ascii="Times New Roman" w:eastAsia="Times New Roman" w:hAnsi="Times New Roman" w:cs="Times New Roman"/>
-        </w:rPr>
-        <w:tab/>
-      </w:r>
-      <w:r>
-        <w:rPr>
-          <w:rFonts w:ascii="Times New Roman" w:eastAsia="Times New Roman" w:hAnsi="Times New Roman" w:cs="Times New Roman"/>
-        </w:rPr>
-        <w:tab/>
-      </w:r>
-      <w:r>
-        <w:rPr>
-          <w:rFonts w:ascii="Times New Roman" w:eastAsia="Times New Roman" w:hAnsi="Times New Roman" w:cs="Times New Roman"/>
-        </w:rPr>
-        <w:tab/>
-      </w:r>
-      <w:r>
-        <w:rPr>
-          <w:rFonts w:ascii="Times New Roman" w:eastAsia="Times New Roman" w:hAnsi="Times New Roman" w:cs="Times New Roman"/>
-          <w:highlight w:val="yellow"/>
-        </w:rPr>
-        <w:t xml:space="preserve">D. </w:t>
-      </w:r>
-      <w:r>
-        <w:rPr>
-          <w:rFonts w:ascii="Times New Roman" w:eastAsia="Times New Roman" w:hAnsi="Times New Roman" w:cs="Times New Roman"/>
-          <w:highlight w:val="yellow"/>
-          <w:lang w:val="id-ID"/>
-        </w:rPr>
-        <w:t>Telapak kaki</w:t>
-      </w:r>
-    </w:p>
-    <w:p>
-      <w:pPr>
-        <w:spacing w:after="0" w:line="240" w:lineRule="auto"/>
-        <w:ind w:left="425" w:hanging="425"/>
-        <w:jc w:val="both"/>
-        <w:rPr>
-          <w:rFonts w:ascii="Times New Roman" w:eastAsia="Times New Roman" w:hAnsi="Times New Roman" w:cs="Times New Roman"/>
-          <w:lang w:val="id-ID"/>
-        </w:rPr>
-      </w:pPr>
-      <w:r>
-        <w:rPr>
-          <w:rFonts w:ascii="Times New Roman" w:eastAsia="Times New Roman" w:hAnsi="Times New Roman" w:cs="Times New Roman"/>
-          <w:lang w:val="id-ID"/>
-        </w:rPr>
-        <w:lastRenderedPageBreak/>
-        <w:t>6.</w:t>
-      </w:r>
-      <w:r>
-        <w:rPr>
-          <w:rFonts w:ascii="Times New Roman" w:eastAsia="Times New Roman" w:hAnsi="Times New Roman" w:cs="Times New Roman"/>
-          <w:lang w:val="id-ID"/>
-        </w:rPr>
-        <w:tab/>
-      </w:r>
-      <w:r>
-        <w:rPr>
-          <w:rFonts w:ascii="Times New Roman" w:hAnsi="Times New Roman" w:cs="Times New Roman"/>
-        </w:rPr>
-        <w:t>Dalam semua permainan kemen</w:t>
-      </w:r>
-      <w:r>
-        <w:rPr>
-          <w:rFonts w:ascii="Times New Roman" w:hAnsi="Times New Roman" w:cs="Times New Roman"/>
-          <w:lang w:val="id-ID"/>
-        </w:rPr>
-        <w:t>a</w:t>
-      </w:r>
-      <w:r>
-        <w:rPr>
-          <w:rFonts w:ascii="Times New Roman" w:hAnsi="Times New Roman" w:cs="Times New Roman"/>
-          <w:lang w:val="id-ID"/>
-        </w:rPr>
-        <w:t>n</w:t>
-      </w:r>
-      <w:r>
-        <w:rPr>
-          <w:rFonts w:ascii="Times New Roman" w:hAnsi="Times New Roman" w:cs="Times New Roman"/>
-        </w:rPr>
-        <w:t>gan tentunya menjadi hal yang utama, begitu juga dalam permainan bola voli, karena itu dibutuhkan cara memainkan bola dengan efisien dan efektif sesuai dengan peraturan permainan yang berlaku untuk mencapai suatu hasil yang optimal dalam permainan bola voli adalah....</w:t>
+        <w:t xml:space="preserve">Dari keterampilan dasar menahan bola selain penjaga </w:t>
+      </w:r>
+      <w:proofErr w:type="gramStart"/>
+      <w:r>
+        <w:rPr>
+          <w:rFonts w:ascii="Times New Roman" w:hAnsi="Times New Roman" w:cs="Times New Roman"/>
+        </w:rPr>
+        <w:t>gawang</w:t>
+      </w:r>
+      <w:r>
+        <w:rPr>
+          <w:rFonts w:ascii="Times New Roman" w:hAnsi="Times New Roman" w:cs="Times New Roman"/>
+          <w:lang w:val="id-ID"/>
+        </w:rPr>
+        <w:t xml:space="preserve">, </w:t>
+      </w:r>
+      <w:r>
+        <w:rPr>
+          <w:rFonts w:ascii="Times New Roman" w:hAnsi="Times New Roman" w:cs="Times New Roman"/>
+        </w:rPr>
+        <w:t xml:space="preserve"> pada</w:t>
+      </w:r>
+      <w:proofErr w:type="gramEnd"/>
+      <w:r>
+        <w:rPr>
+          <w:rFonts w:ascii="Times New Roman" w:hAnsi="Times New Roman" w:cs="Times New Roman"/>
+        </w:rPr>
+        <w:t xml:space="preserve"> dasarnya semua anggota tubuh dari pemain sepak bola boleh dipergunakan, kecuali...</w:t>
       </w:r>
     </w:p>
     <w:p>
@@ -2215,7 +1940,7 @@
         <w:pStyle w:val="ListParagraph"/>
         <w:numPr>
           <w:ilvl w:val="0"/>
-          <w:numId w:val="5"/>
+          <w:numId w:val="3"/>
         </w:numPr>
         <w:tabs>
           <w:tab w:val="left" w:pos="2835"/>
@@ -2237,26 +1962,32 @@
           <w:rFonts w:ascii="Times New Roman" w:hAnsi="Times New Roman" w:cs="Times New Roman"/>
           <w:highlight w:val="yellow"/>
         </w:rPr>
-        <w:t>Strategi permainan</w:t>
-      </w:r>
-      <w:r>
-        <w:rPr>
-          <w:rFonts w:ascii="Times New Roman" w:hAnsi="Times New Roman" w:cs="Times New Roman"/>
-        </w:rPr>
-        <w:tab/>
-      </w:r>
-      <w:r>
-        <w:rPr>
-          <w:rFonts w:ascii="Times New Roman" w:hAnsi="Times New Roman" w:cs="Times New Roman"/>
-        </w:rPr>
-        <w:tab/>
-      </w:r>
-      <w:r>
-        <w:rPr>
-          <w:rFonts w:ascii="Times New Roman" w:hAnsi="Times New Roman" w:cs="Times New Roman"/>
-        </w:rPr>
-        <w:tab/>
-        <w:t xml:space="preserve">C. Keterampilan permainan </w:t>
+        <w:t>Tanga</w:t>
+      </w:r>
+      <w:r>
+        <w:rPr>
+          <w:rFonts w:ascii="Times New Roman" w:hAnsi="Times New Roman" w:cs="Times New Roman"/>
+        </w:rPr>
+        <w:t>n</w:t>
+      </w:r>
+      <w:r>
+        <w:rPr>
+          <w:rFonts w:ascii="Times New Roman" w:hAnsi="Times New Roman" w:cs="Times New Roman"/>
+        </w:rPr>
+        <w:tab/>
+      </w:r>
+      <w:r>
+        <w:rPr>
+          <w:rFonts w:ascii="Times New Roman" w:hAnsi="Times New Roman" w:cs="Times New Roman"/>
+        </w:rPr>
+        <w:tab/>
+      </w:r>
+      <w:r>
+        <w:rPr>
+          <w:rFonts w:ascii="Times New Roman" w:hAnsi="Times New Roman" w:cs="Times New Roman"/>
+        </w:rPr>
+        <w:tab/>
+        <w:t>C. Paha</w:t>
       </w:r>
     </w:p>
     <w:p>
@@ -2264,7 +1995,7 @@
         <w:pStyle w:val="ListParagraph"/>
         <w:numPr>
           <w:ilvl w:val="0"/>
-          <w:numId w:val="5"/>
+          <w:numId w:val="3"/>
         </w:numPr>
         <w:tabs>
           <w:tab w:val="left" w:pos="2835"/>
@@ -2274,7 +2005,7 @@
           <w:tab w:val="left" w:pos="7513"/>
           <w:tab w:val="left" w:pos="7797"/>
         </w:tabs>
-        <w:spacing w:after="0" w:line="240" w:lineRule="auto"/>
+        <w:spacing w:after="0" w:line="360" w:lineRule="auto"/>
         <w:ind w:left="709" w:hanging="284"/>
         <w:contextualSpacing w:val="0"/>
         <w:rPr>
@@ -2285,26 +2016,26 @@
         <w:rPr>
           <w:rFonts w:ascii="Times New Roman" w:hAnsi="Times New Roman" w:cs="Times New Roman"/>
         </w:rPr>
-        <w:t xml:space="preserve">Variasi permainan </w:t>
-      </w:r>
-      <w:r>
-        <w:rPr>
-          <w:rFonts w:ascii="Times New Roman" w:hAnsi="Times New Roman" w:cs="Times New Roman"/>
-        </w:rPr>
-        <w:tab/>
-      </w:r>
-      <w:r>
-        <w:rPr>
-          <w:rFonts w:ascii="Times New Roman" w:hAnsi="Times New Roman" w:cs="Times New Roman"/>
-        </w:rPr>
-        <w:tab/>
-      </w:r>
-      <w:r>
-        <w:rPr>
-          <w:rFonts w:ascii="Times New Roman" w:hAnsi="Times New Roman" w:cs="Times New Roman"/>
-        </w:rPr>
-        <w:tab/>
-        <w:t>D. Kombinasi permainan</w:t>
+        <w:t>Kepala</w:t>
+      </w:r>
+      <w:r>
+        <w:rPr>
+          <w:rFonts w:ascii="Times New Roman" w:hAnsi="Times New Roman" w:cs="Times New Roman"/>
+        </w:rPr>
+        <w:tab/>
+      </w:r>
+      <w:r>
+        <w:rPr>
+          <w:rFonts w:ascii="Times New Roman" w:hAnsi="Times New Roman" w:cs="Times New Roman"/>
+        </w:rPr>
+        <w:tab/>
+      </w:r>
+      <w:r>
+        <w:rPr>
+          <w:rFonts w:ascii="Times New Roman" w:hAnsi="Times New Roman" w:cs="Times New Roman"/>
+        </w:rPr>
+        <w:tab/>
+        <w:t>D. Kaki bagian luar</w:t>
       </w:r>
     </w:p>
     <w:p>
@@ -2317,61 +2048,264 @@
           <w:tab w:val="left" w:pos="7513"/>
           <w:tab w:val="left" w:pos="7797"/>
         </w:tabs>
-        <w:spacing w:before="120" w:after="0" w:line="240" w:lineRule="auto"/>
-        <w:ind w:left="426" w:hanging="426"/>
-        <w:rPr>
-          <w:rFonts w:ascii="Times New Roman" w:hAnsi="Times New Roman" w:cs="Times New Roman"/>
-        </w:rPr>
-      </w:pPr>
-      <w:r>
-        <w:rPr>
-          <w:rFonts w:ascii="Times New Roman" w:hAnsi="Times New Roman" w:cs="Times New Roman"/>
-        </w:rPr>
-        <w:t>7</w:t>
-      </w:r>
-      <w:r>
-        <w:rPr>
-          <w:rFonts w:ascii="Times New Roman" w:hAnsi="Times New Roman" w:cs="Times New Roman"/>
+        <w:spacing w:after="0" w:line="360" w:lineRule="auto"/>
+        <w:rPr>
+          <w:rFonts w:ascii="Times New Roman" w:hAnsi="Times New Roman" w:cs="Times New Roman"/>
+        </w:rPr>
+      </w:pPr>
+      <w:r>
+        <w:rPr>
+          <w:rFonts w:ascii="Times New Roman" w:hAnsi="Times New Roman" w:cs="Times New Roman"/>
+          <w:highlight w:val="cyan"/>
+        </w:rPr>
+        <w:t>Karena kalau pakai tangan, langsung pelanggaran</w:t>
+      </w:r>
+    </w:p>
+    <w:p>
+      <w:pPr>
+        <w:spacing w:after="0" w:line="240" w:lineRule="auto"/>
+        <w:ind w:left="425" w:hanging="425"/>
+        <w:jc w:val="both"/>
+        <w:rPr>
+          <w:rFonts w:ascii="Times New Roman" w:eastAsia="Times New Roman" w:hAnsi="Times New Roman" w:cs="Times New Roman"/>
+          <w:lang w:val="id-ID"/>
+        </w:rPr>
+      </w:pPr>
+      <w:r>
+        <w:rPr>
+          <w:rFonts w:ascii="Times New Roman" w:eastAsia="Times New Roman" w:hAnsi="Times New Roman" w:cs="Times New Roman"/>
+        </w:rPr>
+        <w:lastRenderedPageBreak/>
+        <w:t>5</w:t>
+      </w:r>
+      <w:r>
+        <w:rPr>
+          <w:rFonts w:ascii="Times New Roman" w:eastAsia="Times New Roman" w:hAnsi="Times New Roman" w:cs="Times New Roman"/>
         </w:rPr>
         <w:t xml:space="preserve">. </w:t>
       </w:r>
       <w:r>
         <w:rPr>
-          <w:rFonts w:ascii="Times New Roman" w:hAnsi="Times New Roman" w:cs="Times New Roman"/>
-        </w:rPr>
-        <w:tab/>
-      </w:r>
-      <w:r>
-        <w:rPr>
-          <w:rFonts w:ascii="Times New Roman" w:hAnsi="Times New Roman" w:cs="Times New Roman"/>
-          <w:lang w:val="id-ID"/>
-        </w:rPr>
-        <w:t xml:space="preserve">Dalam permaianan bola voli, </w:t>
-      </w:r>
-      <w:r>
-        <w:rPr>
-          <w:rFonts w:ascii="Times New Roman" w:hAnsi="Times New Roman" w:cs="Times New Roman"/>
-        </w:rPr>
-        <w:t xml:space="preserve">Gerakan memukul bola sambil meloncat dekat net sekuat-kuatnya, ciri khas bola cepat dan menukik dengan maksud untuk mematikan permainan </w:t>
-      </w:r>
-      <w:proofErr w:type="gramStart"/>
-      <w:r>
-        <w:rPr>
-          <w:rFonts w:ascii="Times New Roman" w:hAnsi="Times New Roman" w:cs="Times New Roman"/>
-        </w:rPr>
-        <w:t>lawan ,</w:t>
-      </w:r>
-      <w:proofErr w:type="gramEnd"/>
-      <w:r>
-        <w:rPr>
-          <w:rFonts w:ascii="Times New Roman" w:hAnsi="Times New Roman" w:cs="Times New Roman"/>
-        </w:rPr>
-        <w:t xml:space="preserve"> dinamakan gerakan...</w:t>
+          <w:rFonts w:ascii="Times New Roman" w:eastAsia="Times New Roman" w:hAnsi="Times New Roman" w:cs="Times New Roman"/>
+        </w:rPr>
+        <w:tab/>
+      </w:r>
+      <w:r>
+        <w:rPr>
+          <w:rFonts w:ascii="Times New Roman" w:eastAsia="Times New Roman" w:hAnsi="Times New Roman" w:cs="Times New Roman"/>
+          <w:lang w:val="id-ID"/>
+        </w:rPr>
+        <w:t>Dalam permainan sepakbola, badan condong ke depan, bagian kaki yang akan digunakan untuk menahan menghadap arah datangnya bola, sehingga tumit menempel tanah. Teknik ini merupakan cara menahan bola dengan menggunakan....</w:t>
+      </w:r>
+    </w:p>
+    <w:p>
+      <w:pPr>
+        <w:spacing w:after="0" w:line="240" w:lineRule="auto"/>
+        <w:ind w:left="425" w:hanging="425"/>
+        <w:jc w:val="both"/>
+        <w:rPr>
+          <w:rFonts w:ascii="Times New Roman" w:eastAsia="Times New Roman" w:hAnsi="Times New Roman" w:cs="Times New Roman"/>
+          <w:lang w:val="id-ID"/>
+        </w:rPr>
+      </w:pPr>
+      <w:r>
+        <w:rPr>
+          <w:rFonts w:ascii="Times New Roman" w:eastAsia="Times New Roman" w:hAnsi="Times New Roman" w:cs="Times New Roman"/>
+        </w:rPr>
+        <w:tab/>
+        <w:t xml:space="preserve">A. </w:t>
+      </w:r>
+      <w:r>
+        <w:rPr>
+          <w:rFonts w:ascii="Times New Roman" w:eastAsia="Times New Roman" w:hAnsi="Times New Roman" w:cs="Times New Roman"/>
+          <w:lang w:val="id-ID"/>
+        </w:rPr>
+        <w:t>K</w:t>
+      </w:r>
+      <w:r>
+        <w:rPr>
+          <w:rFonts w:ascii="Times New Roman" w:eastAsia="Times New Roman" w:hAnsi="Times New Roman" w:cs="Times New Roman"/>
+        </w:rPr>
+        <w:t>ura-kura kaki</w:t>
+      </w:r>
+      <w:r>
+        <w:rPr>
+          <w:rFonts w:ascii="Times New Roman" w:eastAsia="Times New Roman" w:hAnsi="Times New Roman" w:cs="Times New Roman"/>
+        </w:rPr>
+        <w:tab/>
+      </w:r>
+      <w:r>
+        <w:rPr>
+          <w:rFonts w:ascii="Times New Roman" w:eastAsia="Times New Roman" w:hAnsi="Times New Roman" w:cs="Times New Roman"/>
+        </w:rPr>
+        <w:tab/>
+      </w:r>
+      <w:r>
+        <w:rPr>
+          <w:rFonts w:ascii="Times New Roman" w:eastAsia="Times New Roman" w:hAnsi="Times New Roman" w:cs="Times New Roman"/>
+        </w:rPr>
+        <w:tab/>
+      </w:r>
+      <w:r>
+        <w:rPr>
+          <w:rFonts w:ascii="Times New Roman" w:eastAsia="Times New Roman" w:hAnsi="Times New Roman" w:cs="Times New Roman"/>
+        </w:rPr>
+        <w:tab/>
+      </w:r>
+      <w:r>
+        <w:rPr>
+          <w:rFonts w:ascii="Times New Roman" w:eastAsia="Times New Roman" w:hAnsi="Times New Roman" w:cs="Times New Roman"/>
+        </w:rPr>
+        <w:tab/>
+        <w:t xml:space="preserve">C. </w:t>
+      </w:r>
+      <w:r>
+        <w:rPr>
+          <w:rFonts w:ascii="Times New Roman" w:eastAsia="Times New Roman" w:hAnsi="Times New Roman" w:cs="Times New Roman"/>
+          <w:lang w:val="id-ID"/>
+        </w:rPr>
+        <w:t>Kaki bagian dalam</w:t>
+      </w:r>
+    </w:p>
+    <w:p>
+      <w:pPr>
+        <w:spacing w:after="0" w:line="360" w:lineRule="auto"/>
+        <w:ind w:left="425" w:hanging="425"/>
+        <w:jc w:val="both"/>
+        <w:rPr>
+          <w:rFonts w:ascii="Times New Roman" w:eastAsia="Times New Roman" w:hAnsi="Times New Roman" w:cs="Times New Roman"/>
+          <w:lang w:val="id-ID"/>
+        </w:rPr>
+      </w:pPr>
+      <w:r>
+        <w:rPr>
+          <w:rFonts w:ascii="Times New Roman" w:eastAsia="Times New Roman" w:hAnsi="Times New Roman" w:cs="Times New Roman"/>
+        </w:rPr>
+        <w:tab/>
+        <w:t xml:space="preserve">B. </w:t>
+      </w:r>
+      <w:r>
+        <w:rPr>
+          <w:rFonts w:ascii="Times New Roman" w:eastAsia="Times New Roman" w:hAnsi="Times New Roman" w:cs="Times New Roman"/>
+          <w:lang w:val="id-ID"/>
+        </w:rPr>
+        <w:t>Kaki bagian lluar</w:t>
+      </w:r>
+      <w:r>
+        <w:rPr>
+          <w:rFonts w:ascii="Times New Roman" w:eastAsia="Times New Roman" w:hAnsi="Times New Roman" w:cs="Times New Roman"/>
+        </w:rPr>
+        <w:tab/>
+      </w:r>
+      <w:r>
+        <w:rPr>
+          <w:rFonts w:ascii="Times New Roman" w:eastAsia="Times New Roman" w:hAnsi="Times New Roman" w:cs="Times New Roman"/>
+        </w:rPr>
+        <w:tab/>
+      </w:r>
+      <w:r>
+        <w:rPr>
+          <w:rFonts w:ascii="Times New Roman" w:eastAsia="Times New Roman" w:hAnsi="Times New Roman" w:cs="Times New Roman"/>
+        </w:rPr>
+        <w:tab/>
+      </w:r>
+      <w:r>
+        <w:rPr>
+          <w:rFonts w:ascii="Times New Roman" w:eastAsia="Times New Roman" w:hAnsi="Times New Roman" w:cs="Times New Roman"/>
+        </w:rPr>
+        <w:tab/>
+      </w:r>
+      <w:r>
+        <w:rPr>
+          <w:rFonts w:ascii="Times New Roman" w:eastAsia="Times New Roman" w:hAnsi="Times New Roman" w:cs="Times New Roman"/>
+          <w:highlight w:val="yellow"/>
+        </w:rPr>
+        <w:t xml:space="preserve">D. </w:t>
+      </w:r>
+      <w:r>
+        <w:rPr>
+          <w:rFonts w:ascii="Times New Roman" w:eastAsia="Times New Roman" w:hAnsi="Times New Roman" w:cs="Times New Roman"/>
+          <w:highlight w:val="yellow"/>
+          <w:lang w:val="id-ID"/>
+        </w:rPr>
+        <w:t>Telapak kaki</w:t>
+      </w:r>
+    </w:p>
+    <w:p>
+      <w:pPr>
+        <w:spacing w:after="0" w:line="360" w:lineRule="auto"/>
+        <w:ind w:left="425" w:hanging="425"/>
+        <w:jc w:val="both"/>
+        <w:rPr>
+          <w:rFonts w:ascii="Times New Roman" w:eastAsia="Times New Roman" w:hAnsi="Times New Roman" w:cs="Times New Roman"/>
+        </w:rPr>
+      </w:pPr>
+      <w:r>
+        <w:rPr>
+          <w:rFonts w:ascii="Times New Roman" w:eastAsia="Times New Roman" w:hAnsi="Times New Roman" w:cs="Times New Roman"/>
+          <w:highlight w:val="cyan"/>
+        </w:rPr>
+        <w:t>Kalau dari posisinya, yang paling memungkinkan tentunya telapak kaki</w:t>
+      </w:r>
+    </w:p>
+    <w:p>
+      <w:pPr>
+        <w:spacing w:after="0" w:line="240" w:lineRule="auto"/>
+        <w:ind w:left="425" w:hanging="425"/>
+        <w:jc w:val="both"/>
+        <w:rPr>
+          <w:rFonts w:ascii="Times New Roman" w:eastAsia="Times New Roman" w:hAnsi="Times New Roman" w:cs="Times New Roman"/>
+          <w:lang w:val="id-ID"/>
+        </w:rPr>
+      </w:pPr>
+      <w:r>
+        <w:rPr>
+          <w:rFonts w:ascii="Times New Roman" w:eastAsia="Times New Roman" w:hAnsi="Times New Roman" w:cs="Times New Roman"/>
+          <w:lang w:val="id-ID"/>
+        </w:rPr>
+        <w:t>6.</w:t>
+      </w:r>
+      <w:r>
+        <w:rPr>
+          <w:rFonts w:ascii="Times New Roman" w:eastAsia="Times New Roman" w:hAnsi="Times New Roman" w:cs="Times New Roman"/>
+          <w:lang w:val="id-ID"/>
+        </w:rPr>
+        <w:tab/>
+      </w:r>
+      <w:r>
+        <w:rPr>
+          <w:rFonts w:ascii="Times New Roman" w:hAnsi="Times New Roman" w:cs="Times New Roman"/>
+        </w:rPr>
+        <w:t>Dalam semua permainan kemen</w:t>
+      </w:r>
+      <w:r>
+        <w:rPr>
+          <w:rFonts w:ascii="Times New Roman" w:hAnsi="Times New Roman" w:cs="Times New Roman"/>
+          <w:lang w:val="id-ID"/>
+        </w:rPr>
+        <w:t>a</w:t>
+      </w:r>
+      <w:r>
+        <w:rPr>
+          <w:rFonts w:ascii="Times New Roman" w:hAnsi="Times New Roman" w:cs="Times New Roman"/>
+          <w:lang w:val="id-ID"/>
+        </w:rPr>
+        <w:t>n</w:t>
+      </w:r>
+      <w:r>
+        <w:rPr>
+          <w:rFonts w:ascii="Times New Roman" w:hAnsi="Times New Roman" w:cs="Times New Roman"/>
+        </w:rPr>
+        <w:t>gan tentunya menjadi hal yang utama, begitu juga dalam permainan bola voli, karena itu dibutuhkan cara memainkan bola dengan efisien dan efektif sesuai dengan peraturan permainan yang berlaku untuk mencapai suatu hasil yang optimal dalam permainan bola voli adalah....</w:t>
       </w:r>
     </w:p>
     <w:p>
       <w:pPr>
         <w:pStyle w:val="ListParagraph"/>
+        <w:numPr>
+          <w:ilvl w:val="0"/>
+          <w:numId w:val="5"/>
+        </w:numPr>
         <w:tabs>
           <w:tab w:val="left" w:pos="2835"/>
           <w:tab w:val="left" w:pos="3119"/>
@@ -2390,59 +2324,37 @@
       <w:r>
         <w:rPr>
           <w:rFonts w:ascii="Times New Roman" w:hAnsi="Times New Roman" w:cs="Times New Roman"/>
-        </w:rPr>
-        <w:t>A</w:t>
-      </w:r>
-      <w:r>
-        <w:rPr>
-          <w:rFonts w:ascii="Times New Roman" w:hAnsi="Times New Roman" w:cs="Times New Roman"/>
           <w:highlight w:val="yellow"/>
         </w:rPr>
-        <w:t>.</w:t>
-      </w:r>
-      <w:r>
-        <w:rPr>
-          <w:rFonts w:ascii="Times New Roman" w:hAnsi="Times New Roman" w:cs="Times New Roman"/>
-          <w:highlight w:val="yellow"/>
-        </w:rPr>
-        <w:tab/>
-        <w:t>smash</w:t>
-      </w:r>
-      <w:r>
-        <w:rPr>
-          <w:rFonts w:ascii="Times New Roman" w:hAnsi="Times New Roman" w:cs="Times New Roman"/>
-        </w:rPr>
-        <w:t xml:space="preserve"> </w:t>
-      </w:r>
-      <w:r>
-        <w:rPr>
-          <w:rFonts w:ascii="Times New Roman" w:hAnsi="Times New Roman" w:cs="Times New Roman"/>
-        </w:rPr>
-        <w:tab/>
-      </w:r>
-      <w:r>
-        <w:rPr>
-          <w:rFonts w:ascii="Times New Roman" w:hAnsi="Times New Roman" w:cs="Times New Roman"/>
-        </w:rPr>
-        <w:tab/>
-      </w:r>
-      <w:r>
-        <w:rPr>
-          <w:rFonts w:ascii="Times New Roman" w:hAnsi="Times New Roman" w:cs="Times New Roman"/>
-        </w:rPr>
-        <w:tab/>
-        <w:t>C.</w:t>
-      </w:r>
-      <w:r>
-        <w:rPr>
-          <w:rFonts w:ascii="Times New Roman" w:hAnsi="Times New Roman" w:cs="Times New Roman"/>
-        </w:rPr>
-        <w:tab/>
-        <w:t xml:space="preserve">passing </w:t>
-      </w:r>
-    </w:p>
-    <w:p>
-      <w:pPr>
+        <w:t>Strategi permainan</w:t>
+      </w:r>
+      <w:r>
+        <w:rPr>
+          <w:rFonts w:ascii="Times New Roman" w:hAnsi="Times New Roman" w:cs="Times New Roman"/>
+        </w:rPr>
+        <w:tab/>
+      </w:r>
+      <w:r>
+        <w:rPr>
+          <w:rFonts w:ascii="Times New Roman" w:hAnsi="Times New Roman" w:cs="Times New Roman"/>
+        </w:rPr>
+        <w:tab/>
+      </w:r>
+      <w:r>
+        <w:rPr>
+          <w:rFonts w:ascii="Times New Roman" w:hAnsi="Times New Roman" w:cs="Times New Roman"/>
+        </w:rPr>
+        <w:tab/>
+        <w:t xml:space="preserve">C. Keterampilan permainan </w:t>
+      </w:r>
+    </w:p>
+    <w:p>
+      <w:pPr>
+        <w:pStyle w:val="ListParagraph"/>
+        <w:numPr>
+          <w:ilvl w:val="0"/>
+          <w:numId w:val="5"/>
+        </w:numPr>
         <w:tabs>
           <w:tab w:val="left" w:pos="2835"/>
           <w:tab w:val="left" w:pos="3119"/>
@@ -2452,42 +2364,36 @@
           <w:tab w:val="left" w:pos="7797"/>
         </w:tabs>
         <w:spacing w:after="0" w:line="240" w:lineRule="auto"/>
-        <w:ind w:left="426"/>
-        <w:rPr>
-          <w:rFonts w:ascii="Times New Roman" w:hAnsi="Times New Roman" w:cs="Times New Roman"/>
-        </w:rPr>
-      </w:pPr>
-      <w:r>
-        <w:rPr>
-          <w:rFonts w:ascii="Times New Roman" w:hAnsi="Times New Roman" w:cs="Times New Roman"/>
-        </w:rPr>
-        <w:t>B. spike</w:t>
-      </w:r>
-      <w:r>
-        <w:rPr>
-          <w:rFonts w:ascii="Times New Roman" w:hAnsi="Times New Roman" w:cs="Times New Roman"/>
-        </w:rPr>
-        <w:tab/>
-      </w:r>
-      <w:r>
-        <w:rPr>
-          <w:rFonts w:ascii="Times New Roman" w:hAnsi="Times New Roman" w:cs="Times New Roman"/>
-        </w:rPr>
-        <w:tab/>
-      </w:r>
-      <w:r>
-        <w:rPr>
-          <w:rFonts w:ascii="Times New Roman" w:hAnsi="Times New Roman" w:cs="Times New Roman"/>
-        </w:rPr>
-        <w:tab/>
-        <w:t>D.</w:t>
-      </w:r>
-      <w:r>
-        <w:rPr>
-          <w:rFonts w:ascii="Times New Roman" w:hAnsi="Times New Roman" w:cs="Times New Roman"/>
-        </w:rPr>
-        <w:tab/>
-        <w:t>Block</w:t>
+        <w:ind w:left="709" w:hanging="284"/>
+        <w:contextualSpacing w:val="0"/>
+        <w:rPr>
+          <w:rFonts w:ascii="Times New Roman" w:hAnsi="Times New Roman" w:cs="Times New Roman"/>
+        </w:rPr>
+      </w:pPr>
+      <w:r>
+        <w:rPr>
+          <w:rFonts w:ascii="Times New Roman" w:hAnsi="Times New Roman" w:cs="Times New Roman"/>
+        </w:rPr>
+        <w:t xml:space="preserve">Variasi permainan </w:t>
+      </w:r>
+      <w:r>
+        <w:rPr>
+          <w:rFonts w:ascii="Times New Roman" w:hAnsi="Times New Roman" w:cs="Times New Roman"/>
+        </w:rPr>
+        <w:tab/>
+      </w:r>
+      <w:r>
+        <w:rPr>
+          <w:rFonts w:ascii="Times New Roman" w:hAnsi="Times New Roman" w:cs="Times New Roman"/>
+        </w:rPr>
+        <w:tab/>
+      </w:r>
+      <w:r>
+        <w:rPr>
+          <w:rFonts w:ascii="Times New Roman" w:hAnsi="Times New Roman" w:cs="Times New Roman"/>
+        </w:rPr>
+        <w:tab/>
+        <w:t>D. Kombinasi permainan</w:t>
       </w:r>
     </w:p>
     <w:p>
@@ -2500,53 +2406,21 @@
           <w:tab w:val="left" w:pos="7513"/>
           <w:tab w:val="left" w:pos="7797"/>
         </w:tabs>
-        <w:spacing w:before="120" w:after="0" w:line="240" w:lineRule="auto"/>
-        <w:ind w:left="426" w:hanging="426"/>
-        <w:rPr>
-          <w:rFonts w:ascii="Times New Roman" w:hAnsi="Times New Roman" w:cs="Times New Roman"/>
-        </w:rPr>
-      </w:pPr>
-      <w:r>
-        <w:rPr>
-          <w:rFonts w:ascii="Times New Roman" w:hAnsi="Times New Roman" w:cs="Times New Roman"/>
-        </w:rPr>
-        <w:t>8</w:t>
-      </w:r>
-      <w:r>
-        <w:rPr>
-          <w:rFonts w:ascii="Times New Roman" w:hAnsi="Times New Roman" w:cs="Times New Roman"/>
-        </w:rPr>
-        <w:t xml:space="preserve">. </w:t>
-      </w:r>
-      <w:r>
-        <w:rPr>
-          <w:rFonts w:ascii="Times New Roman" w:hAnsi="Times New Roman" w:cs="Times New Roman"/>
-        </w:rPr>
-        <w:tab/>
-      </w:r>
-      <w:r>
-        <w:rPr>
-          <w:rFonts w:ascii="Times New Roman" w:hAnsi="Times New Roman" w:cs="Times New Roman"/>
-          <w:lang w:val="id-ID"/>
-        </w:rPr>
-        <w:t xml:space="preserve">Dalam permainan bola voli, Gerakan </w:t>
-      </w:r>
-      <w:r>
-        <w:rPr>
-          <w:rFonts w:ascii="Times New Roman" w:hAnsi="Times New Roman" w:cs="Times New Roman"/>
-        </w:rPr>
-        <w:t>k</w:t>
-      </w:r>
-      <w:r>
-        <w:rPr>
-          <w:rFonts w:ascii="Times New Roman" w:hAnsi="Times New Roman" w:cs="Times New Roman"/>
-        </w:rPr>
-        <w:t xml:space="preserve">edua kaki terbuka, lutut ditekuk, kedua lengan lurus dijulurkan ke depan bawah dan tangan satu sama lain dikaitkan atau berpegangan, ini merupakan gerakan …… </w:t>
-      </w:r>
-    </w:p>
-    <w:p>
-      <w:pPr>
-        <w:pStyle w:val="ListParagraph"/>
+        <w:spacing w:after="0" w:line="240" w:lineRule="auto"/>
+        <w:rPr>
+          <w:rFonts w:ascii="Times New Roman" w:hAnsi="Times New Roman" w:cs="Times New Roman"/>
+        </w:rPr>
+      </w:pPr>
+      <w:r>
+        <w:rPr>
+          <w:rFonts w:ascii="Times New Roman" w:hAnsi="Times New Roman" w:cs="Times New Roman"/>
+          <w:highlight w:val="cyan"/>
+        </w:rPr>
+        <w:t>Karena strategi yang tepat menentukan peluang kemenangan</w:t>
+      </w:r>
+    </w:p>
+    <w:p>
+      <w:pPr>
         <w:tabs>
           <w:tab w:val="left" w:pos="2835"/>
           <w:tab w:val="left" w:pos="3119"/>
@@ -2555,48 +2429,61 @@
           <w:tab w:val="left" w:pos="7513"/>
           <w:tab w:val="left" w:pos="7797"/>
         </w:tabs>
-        <w:spacing w:after="0" w:line="240" w:lineRule="auto"/>
-        <w:ind w:left="426"/>
-        <w:contextualSpacing w:val="0"/>
-        <w:rPr>
-          <w:rFonts w:ascii="Times New Roman" w:hAnsi="Times New Roman" w:cs="Times New Roman"/>
-        </w:rPr>
-      </w:pPr>
-      <w:r>
-        <w:rPr>
-          <w:rFonts w:ascii="Times New Roman" w:hAnsi="Times New Roman" w:cs="Times New Roman"/>
-        </w:rPr>
-        <w:t xml:space="preserve">A. Servis </w:t>
-      </w:r>
-      <w:r>
-        <w:rPr>
-          <w:rFonts w:ascii="Times New Roman" w:hAnsi="Times New Roman" w:cs="Times New Roman"/>
-        </w:rPr>
-        <w:tab/>
-      </w:r>
-      <w:r>
-        <w:rPr>
-          <w:rFonts w:ascii="Times New Roman" w:hAnsi="Times New Roman" w:cs="Times New Roman"/>
-        </w:rPr>
-        <w:tab/>
-      </w:r>
-      <w:r>
-        <w:rPr>
-          <w:rFonts w:ascii="Times New Roman" w:hAnsi="Times New Roman" w:cs="Times New Roman"/>
-        </w:rPr>
-        <w:tab/>
-        <w:t>C.</w:t>
-      </w:r>
-      <w:r>
-        <w:rPr>
-          <w:rFonts w:ascii="Times New Roman" w:hAnsi="Times New Roman" w:cs="Times New Roman"/>
-        </w:rPr>
-        <w:tab/>
-        <w:t xml:space="preserve">Smesh </w:t>
-      </w:r>
-    </w:p>
-    <w:p>
-      <w:pPr>
+        <w:spacing w:before="120" w:after="0" w:line="240" w:lineRule="auto"/>
+        <w:ind w:left="426" w:hanging="426"/>
+        <w:rPr>
+          <w:rFonts w:ascii="Times New Roman" w:hAnsi="Times New Roman" w:cs="Times New Roman"/>
+        </w:rPr>
+      </w:pPr>
+      <w:r>
+        <w:rPr>
+          <w:rFonts w:ascii="Times New Roman" w:hAnsi="Times New Roman" w:cs="Times New Roman"/>
+        </w:rPr>
+        <w:t>7</w:t>
+      </w:r>
+      <w:r>
+        <w:rPr>
+          <w:rFonts w:ascii="Times New Roman" w:hAnsi="Times New Roman" w:cs="Times New Roman"/>
+        </w:rPr>
+        <w:t xml:space="preserve">. </w:t>
+      </w:r>
+      <w:r>
+        <w:rPr>
+          <w:rFonts w:ascii="Times New Roman" w:hAnsi="Times New Roman" w:cs="Times New Roman"/>
+        </w:rPr>
+        <w:tab/>
+      </w:r>
+      <w:r>
+        <w:rPr>
+          <w:rFonts w:ascii="Times New Roman" w:hAnsi="Times New Roman" w:cs="Times New Roman"/>
+          <w:lang w:val="id-ID"/>
+        </w:rPr>
+        <w:t xml:space="preserve">Dalam permaianan bola voli, </w:t>
+      </w:r>
+      <w:r>
+        <w:rPr>
+          <w:rFonts w:ascii="Times New Roman" w:hAnsi="Times New Roman" w:cs="Times New Roman"/>
+        </w:rPr>
+        <w:t xml:space="preserve">Gerakan memukul bola sambil meloncat dekat net sekuat-kuatnya, ciri khas bola cepat dan menukik dengan maksud untuk mematikan permainan </w:t>
+      </w:r>
+      <w:proofErr w:type="gramStart"/>
+      <w:r>
+        <w:rPr>
+          <w:rFonts w:ascii="Times New Roman" w:hAnsi="Times New Roman" w:cs="Times New Roman"/>
+        </w:rPr>
+        <w:t>lawan ,</w:t>
+      </w:r>
+      <w:proofErr w:type="gramEnd"/>
+      <w:r>
+        <w:rPr>
+          <w:rFonts w:ascii="Times New Roman" w:hAnsi="Times New Roman" w:cs="Times New Roman"/>
+        </w:rPr>
+        <w:t xml:space="preserve"> dinamakan gerakan...</w:t>
+      </w:r>
+    </w:p>
+    <w:p>
+      <w:pPr>
+        <w:pStyle w:val="ListParagraph"/>
         <w:tabs>
           <w:tab w:val="left" w:pos="2835"/>
           <w:tab w:val="left" w:pos="3119"/>
@@ -2606,6 +2493,77 @@
           <w:tab w:val="left" w:pos="7797"/>
         </w:tabs>
         <w:spacing w:after="0" w:line="240" w:lineRule="auto"/>
+        <w:ind w:left="709" w:hanging="284"/>
+        <w:contextualSpacing w:val="0"/>
+        <w:rPr>
+          <w:rFonts w:ascii="Times New Roman" w:hAnsi="Times New Roman" w:cs="Times New Roman"/>
+        </w:rPr>
+      </w:pPr>
+      <w:r>
+        <w:rPr>
+          <w:rFonts w:ascii="Times New Roman" w:hAnsi="Times New Roman" w:cs="Times New Roman"/>
+        </w:rPr>
+        <w:t>A</w:t>
+      </w:r>
+      <w:r>
+        <w:rPr>
+          <w:rFonts w:ascii="Times New Roman" w:hAnsi="Times New Roman" w:cs="Times New Roman"/>
+          <w:highlight w:val="yellow"/>
+        </w:rPr>
+        <w:t>.</w:t>
+      </w:r>
+      <w:r>
+        <w:rPr>
+          <w:rFonts w:ascii="Times New Roman" w:hAnsi="Times New Roman" w:cs="Times New Roman"/>
+          <w:highlight w:val="yellow"/>
+        </w:rPr>
+        <w:tab/>
+        <w:t>smash</w:t>
+      </w:r>
+      <w:r>
+        <w:rPr>
+          <w:rFonts w:ascii="Times New Roman" w:hAnsi="Times New Roman" w:cs="Times New Roman"/>
+        </w:rPr>
+        <w:t xml:space="preserve"> </w:t>
+      </w:r>
+      <w:r>
+        <w:rPr>
+          <w:rFonts w:ascii="Times New Roman" w:hAnsi="Times New Roman" w:cs="Times New Roman"/>
+        </w:rPr>
+        <w:tab/>
+      </w:r>
+      <w:r>
+        <w:rPr>
+          <w:rFonts w:ascii="Times New Roman" w:hAnsi="Times New Roman" w:cs="Times New Roman"/>
+        </w:rPr>
+        <w:tab/>
+      </w:r>
+      <w:r>
+        <w:rPr>
+          <w:rFonts w:ascii="Times New Roman" w:hAnsi="Times New Roman" w:cs="Times New Roman"/>
+        </w:rPr>
+        <w:tab/>
+        <w:t>C.</w:t>
+      </w:r>
+      <w:r>
+        <w:rPr>
+          <w:rFonts w:ascii="Times New Roman" w:hAnsi="Times New Roman" w:cs="Times New Roman"/>
+        </w:rPr>
+        <w:tab/>
+        <w:t xml:space="preserve">passing </w:t>
+      </w:r>
+    </w:p>
+    <w:p>
+      <w:pPr>
+        <w:tabs>
+          <w:tab w:val="left" w:pos="2835"/>
+          <w:tab w:val="left" w:pos="3119"/>
+          <w:tab w:val="left" w:pos="5103"/>
+          <w:tab w:val="left" w:pos="5387"/>
+          <w:tab w:val="left" w:pos="7513"/>
+          <w:tab w:val="left" w:pos="7797"/>
+        </w:tabs>
+        <w:spacing w:after="0" w:line="240" w:lineRule="auto"/>
         <w:ind w:left="426"/>
         <w:rPr>
           <w:rFonts w:ascii="Times New Roman" w:hAnsi="Times New Roman" w:cs="Times New Roman"/>
@@ -2615,6 +2573,184 @@
         <w:rPr>
           <w:rFonts w:ascii="Times New Roman" w:hAnsi="Times New Roman" w:cs="Times New Roman"/>
         </w:rPr>
+        <w:t>B. spike</w:t>
+      </w:r>
+      <w:r>
+        <w:rPr>
+          <w:rFonts w:ascii="Times New Roman" w:hAnsi="Times New Roman" w:cs="Times New Roman"/>
+        </w:rPr>
+        <w:tab/>
+      </w:r>
+      <w:r>
+        <w:rPr>
+          <w:rFonts w:ascii="Times New Roman" w:hAnsi="Times New Roman" w:cs="Times New Roman"/>
+        </w:rPr>
+        <w:tab/>
+      </w:r>
+      <w:r>
+        <w:rPr>
+          <w:rFonts w:ascii="Times New Roman" w:hAnsi="Times New Roman" w:cs="Times New Roman"/>
+        </w:rPr>
+        <w:tab/>
+        <w:t>D.</w:t>
+      </w:r>
+      <w:r>
+        <w:rPr>
+          <w:rFonts w:ascii="Times New Roman" w:hAnsi="Times New Roman" w:cs="Times New Roman"/>
+        </w:rPr>
+        <w:tab/>
+        <w:t>Block</w:t>
+      </w:r>
+    </w:p>
+    <w:p>
+      <w:pPr>
+        <w:tabs>
+          <w:tab w:val="left" w:pos="2835"/>
+          <w:tab w:val="left" w:pos="3119"/>
+          <w:tab w:val="left" w:pos="5103"/>
+          <w:tab w:val="left" w:pos="5387"/>
+          <w:tab w:val="left" w:pos="7513"/>
+          <w:tab w:val="left" w:pos="7797"/>
+        </w:tabs>
+        <w:spacing w:after="0" w:line="240" w:lineRule="auto"/>
+        <w:ind w:left="426"/>
+        <w:rPr>
+          <w:rFonts w:ascii="Times New Roman" w:hAnsi="Times New Roman" w:cs="Times New Roman"/>
+        </w:rPr>
+      </w:pPr>
+      <w:r>
+        <w:rPr>
+          <w:rFonts w:ascii="Times New Roman" w:hAnsi="Times New Roman" w:cs="Times New Roman"/>
+          <w:highlight w:val="cyan"/>
+        </w:rPr>
+        <w:t>Kata kunci di sini adalah bola melesat dengan cepat. Itu adalah istilah untuk smash. Kalau passing itu mengoper bola</w:t>
+      </w:r>
+    </w:p>
+    <w:p>
+      <w:pPr>
+        <w:tabs>
+          <w:tab w:val="left" w:pos="2835"/>
+          <w:tab w:val="left" w:pos="3119"/>
+          <w:tab w:val="left" w:pos="5103"/>
+          <w:tab w:val="left" w:pos="5387"/>
+          <w:tab w:val="left" w:pos="7513"/>
+          <w:tab w:val="left" w:pos="7797"/>
+        </w:tabs>
+        <w:spacing w:before="120" w:after="0" w:line="240" w:lineRule="auto"/>
+        <w:ind w:left="426" w:hanging="426"/>
+        <w:rPr>
+          <w:rFonts w:ascii="Times New Roman" w:hAnsi="Times New Roman" w:cs="Times New Roman"/>
+        </w:rPr>
+      </w:pPr>
+      <w:r>
+        <w:rPr>
+          <w:rFonts w:ascii="Times New Roman" w:hAnsi="Times New Roman" w:cs="Times New Roman"/>
+        </w:rPr>
+        <w:t>8</w:t>
+      </w:r>
+      <w:r>
+        <w:rPr>
+          <w:rFonts w:ascii="Times New Roman" w:hAnsi="Times New Roman" w:cs="Times New Roman"/>
+        </w:rPr>
+        <w:t xml:space="preserve">. </w:t>
+      </w:r>
+      <w:r>
+        <w:rPr>
+          <w:rFonts w:ascii="Times New Roman" w:hAnsi="Times New Roman" w:cs="Times New Roman"/>
+        </w:rPr>
+        <w:tab/>
+      </w:r>
+      <w:r>
+        <w:rPr>
+          <w:rFonts w:ascii="Times New Roman" w:hAnsi="Times New Roman" w:cs="Times New Roman"/>
+          <w:lang w:val="id-ID"/>
+        </w:rPr>
+        <w:t xml:space="preserve">Dalam permainan bola voli, Gerakan </w:t>
+      </w:r>
+      <w:r>
+        <w:rPr>
+          <w:rFonts w:ascii="Times New Roman" w:hAnsi="Times New Roman" w:cs="Times New Roman"/>
+        </w:rPr>
+        <w:t>k</w:t>
+      </w:r>
+      <w:r>
+        <w:rPr>
+          <w:rFonts w:ascii="Times New Roman" w:hAnsi="Times New Roman" w:cs="Times New Roman"/>
+        </w:rPr>
+        <w:t xml:space="preserve">edua kaki terbuka, lutut ditekuk, kedua lengan lurus dijulurkan ke depan bawah dan tangan satu sama lain dikaitkan atau berpegangan, ini merupakan gerakan …… </w:t>
+      </w:r>
+    </w:p>
+    <w:p>
+      <w:pPr>
+        <w:pStyle w:val="ListParagraph"/>
+        <w:tabs>
+          <w:tab w:val="left" w:pos="2835"/>
+          <w:tab w:val="left" w:pos="3119"/>
+          <w:tab w:val="left" w:pos="5103"/>
+          <w:tab w:val="left" w:pos="5387"/>
+          <w:tab w:val="left" w:pos="7513"/>
+          <w:tab w:val="left" w:pos="7797"/>
+        </w:tabs>
+        <w:spacing w:after="0" w:line="240" w:lineRule="auto"/>
+        <w:ind w:left="426"/>
+        <w:contextualSpacing w:val="0"/>
+        <w:rPr>
+          <w:rFonts w:ascii="Times New Roman" w:hAnsi="Times New Roman" w:cs="Times New Roman"/>
+        </w:rPr>
+      </w:pPr>
+      <w:r>
+        <w:rPr>
+          <w:rFonts w:ascii="Times New Roman" w:hAnsi="Times New Roman" w:cs="Times New Roman"/>
+        </w:rPr>
+        <w:t xml:space="preserve">A. Servis </w:t>
+      </w:r>
+      <w:r>
+        <w:rPr>
+          <w:rFonts w:ascii="Times New Roman" w:hAnsi="Times New Roman" w:cs="Times New Roman"/>
+        </w:rPr>
+        <w:tab/>
+      </w:r>
+      <w:r>
+        <w:rPr>
+          <w:rFonts w:ascii="Times New Roman" w:hAnsi="Times New Roman" w:cs="Times New Roman"/>
+        </w:rPr>
+        <w:tab/>
+      </w:r>
+      <w:r>
+        <w:rPr>
+          <w:rFonts w:ascii="Times New Roman" w:hAnsi="Times New Roman" w:cs="Times New Roman"/>
+        </w:rPr>
+        <w:tab/>
+        <w:t>C.</w:t>
+      </w:r>
+      <w:r>
+        <w:rPr>
+          <w:rFonts w:ascii="Times New Roman" w:hAnsi="Times New Roman" w:cs="Times New Roman"/>
+        </w:rPr>
+        <w:tab/>
+        <w:t xml:space="preserve">Smesh </w:t>
+      </w:r>
+    </w:p>
+    <w:p>
+      <w:pPr>
+        <w:tabs>
+          <w:tab w:val="left" w:pos="2835"/>
+          <w:tab w:val="left" w:pos="3119"/>
+          <w:tab w:val="left" w:pos="5103"/>
+          <w:tab w:val="left" w:pos="5387"/>
+          <w:tab w:val="left" w:pos="7513"/>
+          <w:tab w:val="left" w:pos="7797"/>
+        </w:tabs>
+        <w:spacing w:after="0" w:line="240" w:lineRule="auto"/>
+        <w:ind w:left="426"/>
+        <w:rPr>
+          <w:rFonts w:ascii="Times New Roman" w:hAnsi="Times New Roman" w:cs="Times New Roman"/>
+        </w:rPr>
+      </w:pPr>
+      <w:r>
+        <w:rPr>
+          <w:rFonts w:ascii="Times New Roman" w:hAnsi="Times New Roman" w:cs="Times New Roman"/>
+        </w:rPr>
         <w:t>B</w:t>
       </w:r>
       <w:r>
@@ -2649,6 +2785,30 @@
         </w:rPr>
         <w:tab/>
         <w:t>Passing atas</w:t>
+      </w:r>
+    </w:p>
+    <w:p>
+      <w:pPr>
+        <w:tabs>
+          <w:tab w:val="left" w:pos="2835"/>
+          <w:tab w:val="left" w:pos="3119"/>
+          <w:tab w:val="left" w:pos="5103"/>
+          <w:tab w:val="left" w:pos="5387"/>
+          <w:tab w:val="left" w:pos="7513"/>
+          <w:tab w:val="left" w:pos="7797"/>
+        </w:tabs>
+        <w:spacing w:after="0" w:line="240" w:lineRule="auto"/>
+        <w:ind w:left="426"/>
+        <w:rPr>
+          <w:rFonts w:ascii="Times New Roman" w:hAnsi="Times New Roman" w:cs="Times New Roman"/>
+        </w:rPr>
+      </w:pPr>
+      <w:r>
+        <w:rPr>
+          <w:rFonts w:ascii="Times New Roman" w:hAnsi="Times New Roman" w:cs="Times New Roman"/>
+          <w:highlight w:val="cyan"/>
+        </w:rPr>
+        <w:t>Karena nanti bola akan bergerak pelan lewat bawah. Bergerak seperti mengoper bola</w:t>
       </w:r>
     </w:p>
     <w:p>
@@ -3241,11 +3401,6 @@
     </w:p>
     <w:p>
       <w:pPr>
-        <w:pStyle w:val="ListParagraph"/>
-        <w:numPr>
-          <w:ilvl w:val="0"/>
-          <w:numId w:val="9"/>
-        </w:numPr>
         <w:tabs>
           <w:tab w:val="left" w:pos="2835"/>
           <w:tab w:val="left" w:pos="3119"/>
@@ -3254,26 +3409,17 @@
           <w:tab w:val="left" w:pos="7513"/>
           <w:tab w:val="left" w:pos="7797"/>
         </w:tabs>
-        <w:spacing w:before="120" w:after="0"/>
-        <w:ind w:left="426" w:hanging="426"/>
-        <w:jc w:val="both"/>
-        <w:rPr>
-          <w:rFonts w:ascii="Times New Roman" w:hAnsi="Times New Roman" w:cs="Times New Roman"/>
-          <w:lang w:val="id-ID"/>
-        </w:rPr>
-      </w:pPr>
-      <w:r>
-        <w:rPr>
-          <w:rFonts w:ascii="Times New Roman" w:hAnsi="Times New Roman" w:cs="Times New Roman"/>
-        </w:rPr>
-        <w:t>Melakukan teknik dasar gerakan dengan berporos pada satu kaki atau PIVOT dalam permainan bola basket dengan tujuan</w:t>
-      </w:r>
-      <w:r>
-        <w:rPr>
-          <w:rFonts w:ascii="Times New Roman" w:hAnsi="Times New Roman" w:cs="Times New Roman"/>
-          <w:lang w:val="id-ID"/>
-        </w:rPr>
-        <w:t>...</w:t>
+        <w:spacing w:after="0" w:line="360" w:lineRule="auto"/>
+        <w:rPr>
+          <w:rFonts w:ascii="Times New Roman" w:hAnsi="Times New Roman" w:cs="Times New Roman"/>
+        </w:rPr>
+      </w:pPr>
+      <w:r>
+        <w:rPr>
+          <w:rFonts w:ascii="Times New Roman" w:hAnsi="Times New Roman" w:cs="Times New Roman"/>
+          <w:highlight w:val="cyan"/>
+        </w:rPr>
+        <w:t>Yang disebutkan itu adalah istilah-istilah gerakan terhadap bola voli</w:t>
       </w:r>
     </w:p>
     <w:p>
@@ -3281,7 +3427,7 @@
         <w:pStyle w:val="ListParagraph"/>
         <w:numPr>
           <w:ilvl w:val="0"/>
-          <w:numId w:val="7"/>
+          <w:numId w:val="9"/>
         </w:numPr>
         <w:tabs>
           <w:tab w:val="left" w:pos="2835"/>
@@ -3291,9 +3437,8 @@
           <w:tab w:val="left" w:pos="7513"/>
           <w:tab w:val="left" w:pos="7797"/>
         </w:tabs>
-        <w:spacing w:after="0"/>
-        <w:ind w:left="709" w:hanging="283"/>
-        <w:contextualSpacing w:val="0"/>
+        <w:spacing w:before="120" w:after="0"/>
+        <w:ind w:left="426" w:hanging="426"/>
         <w:jc w:val="both"/>
         <w:rPr>
           <w:rFonts w:ascii="Times New Roman" w:hAnsi="Times New Roman" w:cs="Times New Roman"/>
@@ -3304,28 +3449,14 @@
         <w:rPr>
           <w:rFonts w:ascii="Times New Roman" w:hAnsi="Times New Roman" w:cs="Times New Roman"/>
         </w:rPr>
-        <w:t>Mendekatkan bola ke keranjang lawan</w:t>
-      </w:r>
-      <w:r>
-        <w:rPr>
-          <w:rFonts w:ascii="Times New Roman" w:hAnsi="Times New Roman" w:cs="Times New Roman"/>
-        </w:rPr>
-        <w:tab/>
-      </w:r>
-      <w:r>
-        <w:rPr>
-          <w:rFonts w:ascii="Times New Roman" w:hAnsi="Times New Roman" w:cs="Times New Roman"/>
-          <w:highlight w:val="yellow"/>
-        </w:rPr>
-        <w:t>C.</w:t>
-      </w:r>
-      <w:r>
-        <w:rPr>
-          <w:rFonts w:ascii="Times New Roman" w:hAnsi="Times New Roman" w:cs="Times New Roman"/>
-          <w:highlight w:val="yellow"/>
-        </w:rPr>
-        <w:tab/>
-        <w:t>menghindari serangan lawan</w:t>
+        <w:t>Melakukan teknik dasar gerakan dengan berporos pada satu kaki atau PIVOT dalam permainan bola basket dengan tujuan</w:t>
+      </w:r>
+      <w:r>
+        <w:rPr>
+          <w:rFonts w:ascii="Times New Roman" w:hAnsi="Times New Roman" w:cs="Times New Roman"/>
+          <w:lang w:val="id-ID"/>
+        </w:rPr>
+        <w:t>...</w:t>
       </w:r>
     </w:p>
     <w:p>
@@ -3343,6 +3474,58 @@
           <w:tab w:val="left" w:pos="7513"/>
           <w:tab w:val="left" w:pos="7797"/>
         </w:tabs>
+        <w:spacing w:after="0"/>
+        <w:ind w:left="709" w:hanging="283"/>
+        <w:contextualSpacing w:val="0"/>
+        <w:jc w:val="both"/>
+        <w:rPr>
+          <w:rFonts w:ascii="Times New Roman" w:hAnsi="Times New Roman" w:cs="Times New Roman"/>
+          <w:lang w:val="id-ID"/>
+        </w:rPr>
+      </w:pPr>
+      <w:r>
+        <w:rPr>
+          <w:rFonts w:ascii="Times New Roman" w:hAnsi="Times New Roman" w:cs="Times New Roman"/>
+        </w:rPr>
+        <w:t>Mendekatkan bola ke keranjang lawan</w:t>
+      </w:r>
+      <w:r>
+        <w:rPr>
+          <w:rFonts w:ascii="Times New Roman" w:hAnsi="Times New Roman" w:cs="Times New Roman"/>
+        </w:rPr>
+        <w:tab/>
+      </w:r>
+      <w:r>
+        <w:rPr>
+          <w:rFonts w:ascii="Times New Roman" w:hAnsi="Times New Roman" w:cs="Times New Roman"/>
+          <w:highlight w:val="yellow"/>
+        </w:rPr>
+        <w:t>C.</w:t>
+      </w:r>
+      <w:r>
+        <w:rPr>
+          <w:rFonts w:ascii="Times New Roman" w:hAnsi="Times New Roman" w:cs="Times New Roman"/>
+          <w:highlight w:val="yellow"/>
+        </w:rPr>
+        <w:tab/>
+        <w:t>menghindari serangan lawan</w:t>
+      </w:r>
+    </w:p>
+    <w:p>
+      <w:pPr>
+        <w:pStyle w:val="ListParagraph"/>
+        <w:numPr>
+          <w:ilvl w:val="0"/>
+          <w:numId w:val="7"/>
+        </w:numPr>
+        <w:tabs>
+          <w:tab w:val="left" w:pos="2835"/>
+          <w:tab w:val="left" w:pos="3119"/>
+          <w:tab w:val="left" w:pos="5103"/>
+          <w:tab w:val="left" w:pos="5387"/>
+          <w:tab w:val="left" w:pos="7513"/>
+          <w:tab w:val="left" w:pos="7797"/>
+        </w:tabs>
         <w:spacing w:after="0" w:line="360" w:lineRule="auto"/>
         <w:ind w:left="709" w:hanging="283"/>
         <w:contextualSpacing w:val="0"/>
@@ -3371,6 +3554,32 @@
         </w:rPr>
         <w:tab/>
         <w:t>memperagakan teknik bertahan</w:t>
+      </w:r>
+    </w:p>
+    <w:p>
+      <w:pPr>
+        <w:tabs>
+          <w:tab w:val="left" w:pos="2835"/>
+          <w:tab w:val="left" w:pos="3119"/>
+          <w:tab w:val="left" w:pos="5103"/>
+          <w:tab w:val="left" w:pos="5387"/>
+          <w:tab w:val="left" w:pos="7513"/>
+          <w:tab w:val="left" w:pos="7797"/>
+        </w:tabs>
+        <w:spacing w:after="0" w:line="360" w:lineRule="auto"/>
+        <w:jc w:val="both"/>
+        <w:rPr>
+          <w:rFonts w:ascii="Times New Roman" w:hAnsi="Times New Roman" w:cs="Times New Roman"/>
+        </w:rPr>
+      </w:pPr>
+      <w:bookmarkStart w:id="0" w:name="_GoBack"/>
+      <w:bookmarkEnd w:id="0"/>
+      <w:r>
+        <w:rPr>
+          <w:rFonts w:ascii="Times New Roman" w:hAnsi="Times New Roman" w:cs="Times New Roman"/>
+          <w:highlight w:val="cyan"/>
+        </w:rPr>
+        <w:t>Pada gerakan tersebut, maka akan menggerakkan badan bermanuver menghindari lawan yang ingin merebut bola</w:t>
       </w:r>
     </w:p>
     <w:p>
@@ -3604,7 +3813,14 @@
         <w:rPr>
           <w:rFonts w:ascii="Times New Roman" w:hAnsi="Times New Roman"/>
         </w:rPr>
-        <w:t>. Skor tertinggi saat memasukan bola ke ring lawan adalah saat tembakannya dilakukan dari luar daerah pertahanan lawan, tembakan tersebut bernilai ... poin.</w:t>
+        <w:t xml:space="preserve">. </w:t>
+      </w:r>
+      <w:r>
+        <w:rPr>
+          <w:rFonts w:ascii="Times New Roman" w:hAnsi="Times New Roman"/>
+        </w:rPr>
+        <w:lastRenderedPageBreak/>
+        <w:t>Skor tertinggi saat memasukan bola ke ring lawan adalah saat tembakannya dilakukan dari luar daerah pertahanan lawan, tembakan tersebut bernilai ... poin.</w:t>
       </w:r>
     </w:p>
     <w:p>
@@ -4077,7 +4293,6 @@
         <w:rPr>
           <w:rFonts w:ascii="Times New Roman" w:hAnsi="Times New Roman" w:cs="Times New Roman"/>
         </w:rPr>
-        <w:lastRenderedPageBreak/>
         <w:t>Lob, drop shot, back spin</w:t>
       </w:r>
       <w:r>
@@ -5355,6 +5570,7 @@
           <w:highlight w:val="yellow"/>
           <w:lang w:val="es-SV"/>
         </w:rPr>
+        <w:lastRenderedPageBreak/>
         <w:t>Kuda-kuda</w:t>
       </w:r>
       <w:r>
@@ -5787,7 +6003,6 @@
         <w:rPr>
           <w:noProof/>
         </w:rPr>
-        <w:lastRenderedPageBreak/>
         <w:drawing>
           <wp:inline distT="0" distB="0" distL="114300" distR="114300" wp14:anchorId="52BB9CDF" wp14:editId="027DEAEF">
             <wp:extent cx="4511675" cy="1137285"/>
@@ -7215,6 +7430,7 @@
           <w:rFonts w:ascii="Times New Roman" w:hAnsi="Times New Roman" w:cs="Times New Roman"/>
           <w:lang w:val="id-ID"/>
         </w:rPr>
+        <w:lastRenderedPageBreak/>
         <w:t>Obat yang digunakan untuk mempercepat penyembuhan pada luka yan</w:t>
       </w:r>
       <w:r>
@@ -7522,7 +7738,6 @@
           <w:rFonts w:ascii="Times New Roman" w:hAnsi="Times New Roman" w:cs="Times New Roman"/>
           <w:lang w:val="id-ID"/>
         </w:rPr>
-        <w:lastRenderedPageBreak/>
         <w:t>15 menit</w:t>
       </w:r>
       <w:r>
